--- a/hin/docx/020.content.docx
+++ b/hin/docx/020.content.docx
@@ -19,7 +19,7 @@
         <w:rPr>
           <w:lang w:val="hi_IN" w:bidi="hi_IN"/>
         </w:rPr>
-        <w:t>Resource: Study Notes - Profiles (Tyndale)</w:t>
+        <w:t>Resource: Tyndale Open Study Notes</w:t>
       </w:r>
       <w:r>
         <w:rPr>
@@ -112,7 +112,7 @@
         <w:rPr>
           <w:lang w:val="hi_IN" w:bidi="hi_IN"/>
         </w:rPr>
-        <w:t>Study Notes - Profiles (Tyndale)</w:t>
+        <w:t>Tyndale Open Study Notes</w:t>
       </w:r>
     </w:p>
     <w:p>
@@ -150,26 +150,6 @@
           <w:lang w:val="hi_IN" w:bidi="hi_IN"/>
         </w:rPr>
         <w:t>य</w:t>
-      </w:r>
-      <w:r>
-        <w:rPr>
-          <w:lang w:val="hi_IN" w:bidi="hi_IN"/>
-        </w:rPr>
-      </w:r>
-    </w:p>
-    <w:p>
-      <w:pPr/>
-      <w:r>
-        <w:rPr>
-          <w:lang w:val="hi_IN" w:bidi="hi_IN"/>
-        </w:rPr>
-      </w:r>
-      <w:r>
-        <w:rPr>
-          <w:i/>
-          <w:lang w:val="hi_IN" w:bidi="hi_IN"/>
-        </w:rPr>
-        <w:t>यशायाह, यहूदा, यहूदा इस्करियोती, यहूदियों की उच्च परिषद, यहूदी अगुवे, यहेजकेल, यहोशापात, यहोशू, याकूब, याकूब, जब्दी के पुत्र, याकूब, यीशु के भाई, यारोबाम I, यारोबाम II, यित्रो (रूएल), यिर्मयाह, यीशु की माता मरियम, यूनानिकृत साम्राज्य, यूनानी, यूसुफ, यूहन्ना बपतिस्मा देने वाला, यूहन्ना मरकुस, योआब, योनातान, योशिय्याह</w:t>
       </w:r>
       <w:r>
         <w:rPr>
